--- a/docs/WaxFrame-Getting-Started_v3.0.docx
+++ b/docs/WaxFrame-Getting-Started_v3.0.docx
@@ -467,6 +467,19 @@
     </w:tbl>
     <w:p>
       <w:pPr>
+        <w:spacing w:after="0" w:before="0"/>
+      </w:pPr>
+      <w:r>
+        <w:rPr>
+          <w:rFonts w:ascii="Inter" w:cs="Inter" w:eastAsia="Inter" w:hAnsi="Inter"/>
+          <w:sz w:val="2"/>
+          <w:szCs w:val="2"/>
+        </w:rPr>
+        <w:t xml:space="preserve"/>
+      </w:r>
+    </w:p>
+    <w:p>
+      <w:pPr>
         <w:spacing w:after="200" w:before="200"/>
       </w:pPr>
       <w:r>
@@ -489,12 +502,8 @@
       </w:r>
     </w:p>
     <w:p>
-      <w:r>
-        <w:br w:type="page"/>
-      </w:r>
-    </w:p>
-    <w:p>
-      <w:pPr>
+      <w:pPr>
+        <w:pageBreakBefore/>
         <w:spacing w:after="160" w:before="320" w:line="320"/>
         <w:jc w:val="left"/>
       </w:pPr>
@@ -660,11 +669,6 @@
           <w:szCs w:val="22"/>
         </w:rPr>
         <w:t xml:space="preserve">If something does not work</w:t>
-      </w:r>
-    </w:p>
-    <w:p>
-      <w:r>
-        <w:br w:type="page"/>
       </w:r>
     </w:p>
     <w:p>
@@ -1685,21 +1689,15 @@
     </w:tbl>
     <w:p>
       <w:pPr>
-        <w:spacing w:after="80" w:before="80" w:line="300"/>
-        <w:jc w:val="left"/>
-      </w:pPr>
-      <w:r>
-        <w:rPr>
-          <w:rFonts w:ascii="Inter" w:cs="Inter" w:eastAsia="Inter" w:hAnsi="Inter"/>
-          <w:b w:val="false"/>
-          <w:bCs w:val="false"/>
-          <w:i w:val="false"/>
-          <w:iCs w:val="false"/>
-          <w:color w:val="1A1A1A"/>
-          <w:sz w:val="22"/>
-          <w:szCs w:val="22"/>
-        </w:rPr>
-        <w:t xml:space="preserve"> </w:t>
+        <w:spacing w:after="0" w:before="0"/>
+      </w:pPr>
+      <w:r>
+        <w:rPr>
+          <w:rFonts w:ascii="Inter" w:cs="Inter" w:eastAsia="Inter" w:hAnsi="Inter"/>
+          <w:sz w:val="2"/>
+          <w:szCs w:val="2"/>
+        </w:rPr>
+        <w:t xml:space="preserve"/>
       </w:r>
     </w:p>
     <w:tbl>
@@ -1765,6 +1763,19 @@
     </w:tbl>
     <w:p>
       <w:pPr>
+        <w:spacing w:after="0" w:before="0"/>
+      </w:pPr>
+      <w:r>
+        <w:rPr>
+          <w:rFonts w:ascii="Inter" w:cs="Inter" w:eastAsia="Inter" w:hAnsi="Inter"/>
+          <w:sz w:val="2"/>
+          <w:szCs w:val="2"/>
+        </w:rPr>
+        <w:t xml:space="preserve"/>
+      </w:r>
+    </w:p>
+    <w:p>
+      <w:pPr>
         <w:spacing w:after="160" w:before="320" w:line="320"/>
         <w:jc w:val="left"/>
       </w:pPr>
@@ -1900,6 +1911,19 @@
     </w:tbl>
     <w:p>
       <w:pPr>
+        <w:spacing w:after="0" w:before="0"/>
+      </w:pPr>
+      <w:r>
+        <w:rPr>
+          <w:rFonts w:ascii="Inter" w:cs="Inter" w:eastAsia="Inter" w:hAnsi="Inter"/>
+          <w:sz w:val="2"/>
+          <w:szCs w:val="2"/>
+        </w:rPr>
+        <w:t xml:space="preserve"/>
+      </w:r>
+    </w:p>
+    <w:p>
+      <w:pPr>
         <w:spacing w:after="100" w:before="220"/>
       </w:pPr>
       <w:r>
@@ -1934,12 +1958,8 @@
       </w:r>
     </w:p>
     <w:p>
-      <w:r>
-        <w:br w:type="page"/>
-      </w:r>
-    </w:p>
-    <w:p>
-      <w:pPr>
+      <w:pPr>
+        <w:pageBreakBefore/>
         <w:spacing w:after="160" w:before="320" w:line="320"/>
         <w:jc w:val="left"/>
       </w:pPr>
@@ -2014,7 +2034,7 @@
         <w:pStyle w:val="ListParagraph"/>
         <w:numPr>
           <w:ilvl w:val="0"/>
-          <w:numId w:val="3"/>
+          <w:numId w:val="4"/>
         </w:numPr>
         <w:spacing w:after="40" w:before="40" w:line="290"/>
       </w:pPr>
@@ -2033,7 +2053,7 @@
         <w:pStyle w:val="ListParagraph"/>
         <w:numPr>
           <w:ilvl w:val="0"/>
-          <w:numId w:val="3"/>
+          <w:numId w:val="4"/>
         </w:numPr>
         <w:spacing w:after="40" w:before="40" w:line="290"/>
       </w:pPr>
@@ -2052,7 +2072,7 @@
         <w:pStyle w:val="ListParagraph"/>
         <w:numPr>
           <w:ilvl w:val="0"/>
-          <w:numId w:val="3"/>
+          <w:numId w:val="4"/>
         </w:numPr>
         <w:spacing w:after="40" w:before="40" w:line="290"/>
       </w:pPr>
@@ -2071,7 +2091,7 @@
         <w:pStyle w:val="ListParagraph"/>
         <w:numPr>
           <w:ilvl w:val="0"/>
-          <w:numId w:val="3"/>
+          <w:numId w:val="4"/>
         </w:numPr>
         <w:spacing w:after="40" w:before="40" w:line="290"/>
       </w:pPr>
@@ -2146,6 +2166,19 @@
         </w:tc>
       </w:tr>
     </w:tbl>
+    <w:p>
+      <w:pPr>
+        <w:spacing w:after="0" w:before="0"/>
+      </w:pPr>
+      <w:r>
+        <w:rPr>
+          <w:rFonts w:ascii="Inter" w:cs="Inter" w:eastAsia="Inter" w:hAnsi="Inter"/>
+          <w:sz w:val="2"/>
+          <w:szCs w:val="2"/>
+        </w:rPr>
+        <w:t xml:space="preserve"/>
+      </w:r>
+    </w:p>
     <w:p>
       <w:pPr>
         <w:spacing w:after="100" w:before="220"/>
@@ -2859,21 +2892,15 @@
     </w:tbl>
     <w:p>
       <w:pPr>
-        <w:spacing w:after="80" w:before="80" w:line="300"/>
-        <w:jc w:val="left"/>
-      </w:pPr>
-      <w:r>
-        <w:rPr>
-          <w:rFonts w:ascii="Inter" w:cs="Inter" w:eastAsia="Inter" w:hAnsi="Inter"/>
-          <w:b w:val="false"/>
-          <w:bCs w:val="false"/>
-          <w:i w:val="false"/>
-          <w:iCs w:val="false"/>
-          <w:color w:val="1A1A1A"/>
-          <w:sz w:val="22"/>
-          <w:szCs w:val="22"/>
-        </w:rPr>
-        <w:t xml:space="preserve"> </w:t>
+        <w:spacing w:after="0" w:before="0"/>
+      </w:pPr>
+      <w:r>
+        <w:rPr>
+          <w:rFonts w:ascii="Inter" w:cs="Inter" w:eastAsia="Inter" w:hAnsi="Inter"/>
+          <w:sz w:val="2"/>
+          <w:szCs w:val="2"/>
+        </w:rPr>
+        <w:t xml:space="preserve"/>
       </w:r>
     </w:p>
     <w:tbl>
@@ -2938,12 +2965,21 @@
       </w:tr>
     </w:tbl>
     <w:p>
-      <w:r>
-        <w:br w:type="page"/>
-      </w:r>
-    </w:p>
-    <w:p>
-      <w:pPr>
+      <w:pPr>
+        <w:spacing w:after="0" w:before="0"/>
+      </w:pPr>
+      <w:r>
+        <w:rPr>
+          <w:rFonts w:ascii="Inter" w:cs="Inter" w:eastAsia="Inter" w:hAnsi="Inter"/>
+          <w:sz w:val="2"/>
+          <w:szCs w:val="2"/>
+        </w:rPr>
+        <w:t xml:space="preserve"/>
+      </w:r>
+    </w:p>
+    <w:p>
+      <w:pPr>
+        <w:pageBreakBefore/>
         <w:spacing w:after="160" w:before="320" w:line="320"/>
         <w:jc w:val="left"/>
       </w:pPr>
@@ -2983,7 +3019,7 @@
         <w:pStyle w:val="ListParagraph"/>
         <w:numPr>
           <w:ilvl w:val="0"/>
-          <w:numId w:val="3"/>
+          <w:numId w:val="5"/>
         </w:numPr>
         <w:spacing w:after="40" w:before="40" w:line="290"/>
       </w:pPr>
@@ -3002,7 +3038,7 @@
         <w:pStyle w:val="ListParagraph"/>
         <w:numPr>
           <w:ilvl w:val="0"/>
-          <w:numId w:val="3"/>
+          <w:numId w:val="5"/>
         </w:numPr>
         <w:spacing w:after="40" w:before="40" w:line="290"/>
       </w:pPr>
@@ -3021,7 +3057,7 @@
         <w:pStyle w:val="ListParagraph"/>
         <w:numPr>
           <w:ilvl w:val="0"/>
-          <w:numId w:val="3"/>
+          <w:numId w:val="5"/>
         </w:numPr>
         <w:spacing w:after="40" w:before="40" w:line="290"/>
       </w:pPr>
@@ -3040,7 +3076,7 @@
         <w:pStyle w:val="ListParagraph"/>
         <w:numPr>
           <w:ilvl w:val="0"/>
-          <w:numId w:val="3"/>
+          <w:numId w:val="5"/>
         </w:numPr>
         <w:spacing w:after="40" w:before="40" w:line="290"/>
       </w:pPr>
@@ -3059,7 +3095,7 @@
         <w:pStyle w:val="ListParagraph"/>
         <w:numPr>
           <w:ilvl w:val="0"/>
-          <w:numId w:val="3"/>
+          <w:numId w:val="5"/>
         </w:numPr>
         <w:spacing w:after="40" w:before="40" w:line="290"/>
       </w:pPr>
@@ -3136,6 +3172,19 @@
     </w:tbl>
     <w:p>
       <w:pPr>
+        <w:spacing w:after="0" w:before="0"/>
+      </w:pPr>
+      <w:r>
+        <w:rPr>
+          <w:rFonts w:ascii="Inter" w:cs="Inter" w:eastAsia="Inter" w:hAnsi="Inter"/>
+          <w:sz w:val="2"/>
+          <w:szCs w:val="2"/>
+        </w:rPr>
+        <w:t xml:space="preserve"/>
+      </w:r>
+    </w:p>
+    <w:p>
+      <w:pPr>
         <w:spacing w:after="160" w:before="320" w:line="320"/>
         <w:jc w:val="left"/>
       </w:pPr>
@@ -3356,8 +3405,16 @@
       </w:tr>
     </w:tbl>
     <w:p>
-      <w:r>
-        <w:br w:type="page"/>
+      <w:pPr>
+        <w:spacing w:after="0" w:before="0"/>
+      </w:pPr>
+      <w:r>
+        <w:rPr>
+          <w:rFonts w:ascii="Inter" w:cs="Inter" w:eastAsia="Inter" w:hAnsi="Inter"/>
+          <w:sz w:val="2"/>
+          <w:szCs w:val="2"/>
+        </w:rPr>
+        <w:t xml:space="preserve"/>
       </w:r>
     </w:p>
     <w:p>
@@ -3557,6 +3614,20 @@
     </w:tbl>
     <w:p>
       <w:pPr>
+        <w:spacing w:after="0" w:before="0"/>
+      </w:pPr>
+      <w:r>
+        <w:rPr>
+          <w:rFonts w:ascii="Inter" w:cs="Inter" w:eastAsia="Inter" w:hAnsi="Inter"/>
+          <w:sz w:val="2"/>
+          <w:szCs w:val="2"/>
+        </w:rPr>
+        <w:t xml:space="preserve"/>
+      </w:r>
+    </w:p>
+    <w:p>
+      <w:pPr>
+        <w:pageBreakBefore/>
         <w:spacing w:after="160" w:before="320" w:line="320"/>
         <w:jc w:val="left"/>
       </w:pPr>
@@ -3691,8 +3762,16 @@
       </w:tr>
     </w:tbl>
     <w:p>
-      <w:r>
-        <w:br w:type="page"/>
+      <w:pPr>
+        <w:spacing w:after="0" w:before="0"/>
+      </w:pPr>
+      <w:r>
+        <w:rPr>
+          <w:rFonts w:ascii="Inter" w:cs="Inter" w:eastAsia="Inter" w:hAnsi="Inter"/>
+          <w:sz w:val="2"/>
+          <w:szCs w:val="2"/>
+        </w:rPr>
+        <w:t xml:space="preserve"/>
       </w:r>
     </w:p>
     <w:p>
@@ -3902,6 +3981,20 @@
     </w:tbl>
     <w:p>
       <w:pPr>
+        <w:spacing w:after="0" w:before="0"/>
+      </w:pPr>
+      <w:r>
+        <w:rPr>
+          <w:rFonts w:ascii="Inter" w:cs="Inter" w:eastAsia="Inter" w:hAnsi="Inter"/>
+          <w:sz w:val="2"/>
+          <w:szCs w:val="2"/>
+        </w:rPr>
+        <w:t xml:space="preserve"/>
+      </w:r>
+    </w:p>
+    <w:p>
+      <w:pPr>
+        <w:pageBreakBefore/>
         <w:spacing w:after="160" w:before="320" w:line="320"/>
         <w:jc w:val="left"/>
       </w:pPr>
@@ -4393,26 +4486,20 @@
     </w:tbl>
     <w:p>
       <w:pPr>
-        <w:spacing w:after="80" w:before="80" w:line="300"/>
-        <w:jc w:val="left"/>
-      </w:pPr>
-      <w:r>
-        <w:rPr>
-          <w:rFonts w:ascii="Inter" w:cs="Inter" w:eastAsia="Inter" w:hAnsi="Inter"/>
-          <w:b w:val="false"/>
-          <w:bCs w:val="false"/>
-          <w:i w:val="false"/>
-          <w:iCs w:val="false"/>
-          <w:color w:val="1A1A1A"/>
-          <w:sz w:val="22"/>
-          <w:szCs w:val="22"/>
-        </w:rPr>
-        <w:t xml:space="preserve"> </w:t>
-      </w:r>
-    </w:p>
-    <w:p>
-      <w:pPr>
-        <w:spacing w:after="80" w:before="80" w:line="300"/>
+        <w:spacing w:after="0" w:before="0"/>
+      </w:pPr>
+      <w:r>
+        <w:rPr>
+          <w:rFonts w:ascii="Inter" w:cs="Inter" w:eastAsia="Inter" w:hAnsi="Inter"/>
+          <w:sz w:val="2"/>
+          <w:szCs w:val="2"/>
+        </w:rPr>
+        <w:t xml:space="preserve"/>
+      </w:r>
+    </w:p>
+    <w:p>
+      <w:pPr>
+        <w:spacing w:after="80" w:before="240" w:line="300"/>
         <w:jc w:val="center"/>
       </w:pPr>
       <w:r>
@@ -4698,6 +4785,54 @@
       </w:pPr>
     </w:lvl>
   </w:abstractNum>
+  <w:abstractNum w:abstractNumId="4" w15:restartNumberingAfterBreak="0">
+    <w:multiLevelType w:val="hybridMultilevel"/>
+    <w:lvl w:ilvl="0" w15:tentative="1">
+      <w:start w:val="1"/>
+      <w:numFmt w:val="decimal"/>
+      <w:lvlText w:val="%1."/>
+      <w:lvlJc w:val="left"/>
+      <w:pPr>
+        <w:ind w:left="540" w:hanging="360"/>
+      </w:pPr>
+    </w:lvl>
+  </w:abstractNum>
+  <w:abstractNum w:abstractNumId="5" w15:restartNumberingAfterBreak="0">
+    <w:multiLevelType w:val="hybridMultilevel"/>
+    <w:lvl w:ilvl="0" w15:tentative="1">
+      <w:start w:val="1"/>
+      <w:numFmt w:val="decimal"/>
+      <w:lvlText w:val="%1."/>
+      <w:lvlJc w:val="left"/>
+      <w:pPr>
+        <w:ind w:left="540" w:hanging="360"/>
+      </w:pPr>
+    </w:lvl>
+  </w:abstractNum>
+  <w:abstractNum w:abstractNumId="6" w15:restartNumberingAfterBreak="0">
+    <w:multiLevelType w:val="hybridMultilevel"/>
+    <w:lvl w:ilvl="0" w15:tentative="1">
+      <w:start w:val="1"/>
+      <w:numFmt w:val="decimal"/>
+      <w:lvlText w:val="%1."/>
+      <w:lvlJc w:val="left"/>
+      <w:pPr>
+        <w:ind w:left="540" w:hanging="360"/>
+      </w:pPr>
+    </w:lvl>
+  </w:abstractNum>
+  <w:abstractNum w:abstractNumId="7" w15:restartNumberingAfterBreak="0">
+    <w:multiLevelType w:val="hybridMultilevel"/>
+    <w:lvl w:ilvl="0" w15:tentative="1">
+      <w:start w:val="1"/>
+      <w:numFmt w:val="decimal"/>
+      <w:lvlText w:val="%1."/>
+      <w:lvlJc w:val="left"/>
+      <w:pPr>
+        <w:ind w:left="540" w:hanging="360"/>
+      </w:pPr>
+    </w:lvl>
+  </w:abstractNum>
   <w:num w:numId="1">
     <w:abstractNumId w:val="1"/>
     <w:lvlOverride w:ilvl="0">
@@ -4711,7 +4846,19 @@
     </w:lvlOverride>
   </w:num>
   <w:num w:numId="3">
-    <w:abstractNumId w:val="3"/>
+    <w:abstractNumId w:val="5"/>
+    <w:lvlOverride w:ilvl="0">
+      <w:startOverride w:val="1"/>
+    </w:lvlOverride>
+  </w:num>
+  <w:num w:numId="4">
+    <w:abstractNumId w:val="6"/>
+    <w:lvlOverride w:ilvl="0">
+      <w:startOverride w:val="1"/>
+    </w:lvlOverride>
+  </w:num>
+  <w:num w:numId="5">
+    <w:abstractNumId w:val="7"/>
     <w:lvlOverride w:ilvl="0">
       <w:startOverride w:val="1"/>
     </w:lvlOverride>
